--- a/docs/ゆずりえ_工務店向け小冊子V3_挿絵指定入り.docx
+++ b/docs/ゆずりえ_工務店向け小冊子V3_挿絵指定入り.docx
@@ -2632,16 +2632,6 @@
       </w:r>
     </w:p>
     <w:p>
-      <w:r>
-        <w:rPr>
-          <w:rFonts w:ascii="Yu Mincho" w:hAnsi="Yu Mincho" w:eastAsia="游明朝"/>
-          <w:b w:val="0"/>
-          <w:sz w:val="21"/>
-        </w:rPr>
-        <w:t>導入費は55万円。ここも正直に言う。この金額は、1棟(改修400〜600万円・粗利25〜30%)の受注で回収できる設計だ。単なる資料代ではなく、最初の1棟をつくるための仕組み・資料・雛形・進め方への投資として判断してほしい。月額5.5万円の伴走プランは、発信の改善や相談整理まで毎月一緒に回したい会社向けで、自走できる会社はスターターだけでも始められる。</w:t>
-      </w:r>
-    </w:p>
-    <w:p>
       <w:pPr>
         <w:spacing w:before="240" w:after="120"/>
       </w:pPr>
@@ -3610,7 +3600,7 @@
           <w:b w:val="0"/>
           <w:sz w:val="21"/>
         </w:rPr>
-        <w:t>: ブランディング論→ドミナント経営(花火ではなく街灯)+パートナー制度の中身(道具一式・30日行動計画・55万円/月5.5万円・向いていない会社の明示)</w:t>
+        <w:t>: ブランディング論→ドミナント経営(花火ではなく街灯)+パートナー制度の中身(道具一式・30日行動計画・向いていない会社の明示)。※価格の記載は売り込み色を避けるため本文から削除(2026/7/2)。費用の話はFAQ(Q3)での回答と個別相談に委ねる</w:t>
       </w:r>
     </w:p>
     <w:p>
